--- a/templates/董事及監察人願認同意書.docx
+++ b/templates/董事及監察人願認同意書.docx
@@ -7,13 +7,31 @@
         <w:snapToGrid w:val="0"/>
         <w:spacing w:after="60"/>
         <w:rPr>
-          <w:rFonts w:eastAsia="標楷體" w:hint="eastAsia"/>
+          <w:rFonts w:eastAsia="標楷體"/>
         </w:rPr>
       </w:pPr>
     </w:p>
     <w:p>
       <w:pPr>
         <w:jc w:val="center"/>
+        <w:rPr>
+          <w:rFonts w:eastAsia="標楷體"/>
+          <w:b/>
+          <w:bCs/>
+          <w:sz w:val="40"/>
+          <w:szCs w:val="40"/>
+        </w:rPr>
+      </w:pPr>
+      <w:bookmarkStart w:id="0" w:name="董事長願任同意書"/>
+      <w:r>
+        <w:rPr>
+          <w:rFonts w:ascii="標楷體" w:eastAsia="標楷體"/>
+          <w:sz w:val="40"/>
+          <w:szCs w:val="40"/>
+        </w:rPr>
+        <w:t>董事</w:t>
+      </w:r>
+      <w:r>
         <w:rPr>
           <w:rFonts w:eastAsia="標楷體" w:hint="eastAsia"/>
           <w:b/>
@@ -21,15 +39,394 @@
           <w:sz w:val="40"/>
           <w:szCs w:val="40"/>
         </w:rPr>
-      </w:pPr>
-      <w:bookmarkStart w:id="0" w:name="董事長願任同意書"/>
-      <w:r>
-        <w:rPr>
-          <w:rFonts w:ascii="標楷體" w:eastAsia="標楷體"/>
+        <w:t>願任同意書</w:t>
+      </w:r>
+      <w:bookmarkEnd w:id="0"/>
+    </w:p>
+    <w:p>
+      <w:pPr>
+        <w:pStyle w:val="a4"/>
+      </w:pPr>
+    </w:p>
+    <w:p>
+      <w:pPr>
+        <w:ind w:firstLineChars="200" w:firstLine="640"/>
+        <w:jc w:val="both"/>
+        <w:rPr>
+          <w:rFonts w:ascii="標楷體" w:eastAsia="標楷體" w:hAnsi="標楷體"/>
+          <w:sz w:val="32"/>
+          <w:szCs w:val="32"/>
+        </w:rPr>
+      </w:pPr>
+      <w:r>
+        <w:rPr>
+          <w:rFonts w:ascii="標楷體" w:eastAsia="標楷體" w:hAnsi="標楷體" w:hint="eastAsia"/>
+          <w:sz w:val="32"/>
+          <w:szCs w:val="32"/>
+        </w:rPr>
+        <w:t>本人同意擔任</w:t>
+      </w:r>
+      <w:r>
+        <w:rPr>
+          <w:rFonts w:ascii="標楷體" w:eastAsia="標楷體" w:hint="eastAsia"/>
+          <w:sz w:val="32"/>
+          <w:szCs w:val="32"/>
+        </w:rPr>
+        <w:t>{{</w:t>
+      </w:r>
+      <w:proofErr w:type="spellStart"/>
+      <w:r>
+        <w:rPr>
+          <w:rFonts w:ascii="標楷體" w:eastAsia="標楷體" w:hint="eastAsia"/>
+          <w:sz w:val="32"/>
+          <w:szCs w:val="32"/>
+        </w:rPr>
+        <w:t>companyName</w:t>
+      </w:r>
+      <w:proofErr w:type="spellEnd"/>
+      <w:r>
+        <w:rPr>
+          <w:rFonts w:ascii="標楷體" w:eastAsia="標楷體" w:hint="eastAsia"/>
+          <w:sz w:val="32"/>
+          <w:szCs w:val="32"/>
+        </w:rPr>
+        <w:t>}}</w:t>
+      </w:r>
+      <w:r>
+        <w:rPr>
+          <w:rFonts w:ascii="標楷體" w:eastAsia="標楷體"/>
+          <w:sz w:val="32"/>
+          <w:szCs w:val="32"/>
+        </w:rPr>
+        <w:t>公司董事</w:t>
+      </w:r>
+      <w:r>
+        <w:rPr>
+          <w:rFonts w:ascii="標楷體" w:eastAsia="標楷體" w:hAnsi="標楷體" w:hint="eastAsia"/>
+          <w:sz w:val="32"/>
+          <w:szCs w:val="32"/>
+        </w:rPr>
+        <w:t>，任期自中華民國</w:t>
+      </w:r>
+      <w:r>
+        <w:rPr>
+          <w:rFonts w:ascii="標楷體" w:eastAsia="標楷體"/>
+          <w:sz w:val="32"/>
+          <w:szCs w:val="32"/>
+        </w:rPr>
+        <w:t>113年04月</w:t>
+      </w:r>
+      <w:r>
+        <w:rPr>
+          <w:rFonts w:ascii="標楷體" w:eastAsia="標楷體"/>
+          <w:sz w:val="32"/>
+          <w:szCs w:val="32"/>
+        </w:rPr>
+        <w:t>22</w:t>
+      </w:r>
+      <w:r>
+        <w:rPr>
+          <w:rFonts w:ascii="標楷體" w:eastAsia="標楷體"/>
+          <w:sz w:val="32"/>
+          <w:szCs w:val="32"/>
+        </w:rPr>
+        <w:t>日</w:t>
+      </w:r>
+      <w:r>
+        <w:rPr>
+          <w:rFonts w:ascii="標楷體" w:eastAsia="標楷體" w:hAnsi="標楷體" w:hint="eastAsia"/>
+          <w:sz w:val="32"/>
+          <w:szCs w:val="32"/>
+        </w:rPr>
+        <w:t>至中華民國</w:t>
+      </w:r>
+      <w:r>
+        <w:rPr>
+          <w:rFonts w:ascii="標楷體" w:eastAsia="標楷體"/>
+          <w:sz w:val="32"/>
+          <w:szCs w:val="32"/>
+        </w:rPr>
+        <w:t>116年04月</w:t>
+      </w:r>
+      <w:r>
+        <w:rPr>
+          <w:rFonts w:ascii="標楷體" w:eastAsia="標楷體"/>
+          <w:sz w:val="32"/>
+          <w:szCs w:val="32"/>
+        </w:rPr>
+        <w:t>21</w:t>
+      </w:r>
+      <w:r>
+        <w:rPr>
+          <w:rFonts w:ascii="標楷體" w:eastAsia="標楷體"/>
+          <w:sz w:val="32"/>
+          <w:szCs w:val="32"/>
+        </w:rPr>
+        <w:t>日</w:t>
+      </w:r>
+      <w:r>
+        <w:rPr>
+          <w:rFonts w:ascii="標楷體" w:eastAsia="標楷體" w:hAnsi="標楷體" w:hint="eastAsia"/>
+          <w:sz w:val="32"/>
+          <w:szCs w:val="32"/>
+        </w:rPr>
+        <w:t>止，計</w:t>
+      </w:r>
+      <w:r>
+        <w:rPr>
+          <w:rFonts w:ascii="標楷體" w:eastAsia="標楷體"/>
+          <w:sz w:val="32"/>
+          <w:szCs w:val="32"/>
+        </w:rPr>
+        <w:t>三</w:t>
+      </w:r>
+      <w:r>
+        <w:rPr>
+          <w:rFonts w:ascii="標楷體" w:eastAsia="標楷體" w:hAnsi="標楷體" w:hint="eastAsia"/>
+          <w:sz w:val="32"/>
+          <w:szCs w:val="32"/>
+        </w:rPr>
+        <w:t>年。</w:t>
+      </w:r>
+    </w:p>
+    <w:p>
+      <w:pPr>
+        <w:rPr>
+          <w:rFonts w:ascii="標楷體" w:eastAsia="標楷體" w:hAnsi="標楷體"/>
+          <w:sz w:val="32"/>
+          <w:szCs w:val="32"/>
+        </w:rPr>
+      </w:pPr>
+    </w:p>
+    <w:p>
+      <w:pPr>
+        <w:rPr>
+          <w:rFonts w:eastAsia="標楷體" w:hAnsi="標楷體"/>
+          <w:sz w:val="28"/>
+        </w:rPr>
+      </w:pPr>
+      <w:r>
+        <w:rPr>
+          <w:rFonts w:eastAsia="標楷體" w:hint="eastAsia"/>
+          <w:sz w:val="32"/>
+          <w:szCs w:val="32"/>
+        </w:rPr>
+        <w:t>立同意書人：</w:t>
+      </w:r>
+      <w:r>
+        <w:rPr>
+          <w:rFonts w:eastAsia="標楷體" w:hint="eastAsia"/>
+          <w:sz w:val="32"/>
+          <w:szCs w:val="32"/>
+          <w:u w:val="single"/>
+        </w:rPr>
+        <w:t xml:space="preserve">　　　　　</w:t>
+      </w:r>
+      <w:r>
+        <w:rPr>
+          <w:rFonts w:eastAsia="標楷體" w:hint="eastAsia"/>
+          <w:sz w:val="32"/>
+          <w:szCs w:val="32"/>
+        </w:rPr>
+        <w:t>（</w:t>
+      </w:r>
+      <w:r>
+        <w:rPr>
+          <w:rFonts w:eastAsia="標楷體" w:hint="eastAsia"/>
+          <w:sz w:val="32"/>
+          <w:szCs w:val="32"/>
+        </w:rPr>
+        <w:t>{{</w:t>
+      </w:r>
+      <w:proofErr w:type="spellStart"/>
+      <w:r>
+        <w:rPr>
+          <w:rFonts w:eastAsia="標楷體" w:hAnsi="標楷體"/>
+          <w:sz w:val="28"/>
+        </w:rPr>
+        <w:t>directorName</w:t>
+      </w:r>
+      <w:proofErr w:type="spellEnd"/>
+      <w:r>
+        <w:rPr>
+          <w:rFonts w:eastAsia="標楷體" w:hAnsi="標楷體" w:hint="eastAsia"/>
+          <w:sz w:val="28"/>
+        </w:rPr>
+        <w:t>}}</w:t>
+      </w:r>
+      <w:r>
+        <w:rPr>
+          <w:rFonts w:eastAsia="標楷體" w:hint="eastAsia"/>
+          <w:sz w:val="32"/>
+          <w:szCs w:val="32"/>
+        </w:rPr>
+        <w:t>）</w:t>
+      </w:r>
+    </w:p>
+    <w:p/>
+    <w:p/>
+    <w:p/>
+    <w:p>
+      <w:pPr>
+        <w:pStyle w:val="a4"/>
+      </w:pPr>
+    </w:p>
+    <w:p>
+      <w:pPr>
+        <w:rPr>
+          <w:rFonts w:ascii="標楷體" w:eastAsia="標楷體" w:hAnsi="標楷體"/>
+        </w:rPr>
+      </w:pPr>
+      <w:r>
+        <w:rPr>
+          <w:rFonts w:ascii="標楷體" w:eastAsia="標楷體" w:hAnsi="標楷體" w:hint="eastAsia"/>
+        </w:rPr>
+        <w:t>備註：</w:t>
+      </w:r>
+    </w:p>
+    <w:p>
+      <w:pPr>
+        <w:ind w:left="480" w:hangingChars="200" w:hanging="480"/>
+        <w:rPr>
+          <w:rFonts w:ascii="標楷體" w:eastAsia="標楷體" w:hAnsi="標楷體"/>
+        </w:rPr>
+      </w:pPr>
+      <w:r>
+        <w:rPr>
+          <w:rFonts w:ascii="標楷體" w:eastAsia="標楷體" w:hAnsi="標楷體" w:hint="eastAsia"/>
+        </w:rPr>
+        <w:t>一、請以每一位董事(獨立董事)、監察人填列一張董事(獨立董事)、監察人願任同意書，董事長應另填列一張董事長願任同意書；或董事(獨立董事)、監察人、董事長合併填列於同一張願任同意書，並分別由其本人親自簽名。</w:t>
+      </w:r>
+    </w:p>
+    <w:p>
+      <w:pPr>
+        <w:pStyle w:val="ae"/>
+        <w:ind w:left="480" w:hanging="480"/>
+        <w:rPr>
+          <w:rFonts w:ascii="標楷體" w:eastAsia="標楷體" w:hAnsi="標楷體"/>
+          <w:color w:val="auto"/>
+          <w:sz w:val="24"/>
+        </w:rPr>
+      </w:pPr>
+      <w:r>
+        <w:rPr>
+          <w:rFonts w:ascii="標楷體" w:eastAsia="標楷體" w:hAnsi="標楷體" w:hint="eastAsia"/>
+          <w:color w:val="auto"/>
+          <w:sz w:val="24"/>
+        </w:rPr>
+        <w:t>二、股份有限公司之董事，依公司法第8條第1項規定為公司之負責人；依同條第2項規定，監察人在執行職務範圍內，亦為公司之負責人。</w:t>
+      </w:r>
+    </w:p>
+    <w:p>
+      <w:pPr>
+        <w:pStyle w:val="21"/>
+        <w:ind w:left="480" w:hanging="480"/>
+        <w:rPr>
+          <w:rFonts w:ascii="標楷體" w:eastAsia="標楷體" w:hAnsi="標楷體"/>
+          <w:sz w:val="24"/>
+        </w:rPr>
+      </w:pPr>
+      <w:r>
+        <w:rPr>
+          <w:rFonts w:ascii="標楷體" w:eastAsia="標楷體" w:hAnsi="標楷體" w:hint="eastAsia"/>
+          <w:sz w:val="24"/>
+        </w:rPr>
+        <w:t>三、依公司法第23條規定，公司負責人應忠實執行業務並盡善良管理人之注意義務，如有違反致公司受有損害者，負損害賠償責任。對於公司業務之執行，如有違反法令致他人受有損害時，對他人應與公司負連帶賠償之責。</w:t>
+      </w:r>
+    </w:p>
+    <w:p>
+      <w:pPr>
+        <w:ind w:left="480" w:hangingChars="200" w:hanging="480"/>
+        <w:rPr>
+          <w:rFonts w:ascii="標楷體" w:eastAsia="標楷體" w:hAnsi="標楷體"/>
+        </w:rPr>
+      </w:pPr>
+      <w:r>
+        <w:rPr>
+          <w:rFonts w:ascii="標楷體" w:eastAsia="標楷體" w:hAnsi="標楷體" w:hint="eastAsia"/>
+        </w:rPr>
+        <w:t>四、依稅捐稽徵法第24條規定，公司負責人欠繳應納稅額達一定金額，得由司法機關或財政部函請內政部入出境管理局限制其出境；如有隱匿或移轉財產、逃避稅捐執行之跡象者，稅捐稽徵機關得聲請法院就其財產實施假扣押，並免提供擔保。</w:t>
+      </w:r>
+    </w:p>
+    <w:p>
+      <w:pPr>
+        <w:ind w:left="480" w:hangingChars="200" w:hanging="480"/>
+        <w:rPr>
+          <w:rFonts w:ascii="標楷體" w:eastAsia="標楷體" w:hAnsi="標楷體"/>
+        </w:rPr>
+      </w:pPr>
+      <w:r>
+        <w:rPr>
+          <w:rFonts w:ascii="標楷體" w:eastAsia="標楷體" w:hAnsi="標楷體" w:hint="eastAsia"/>
+        </w:rPr>
+        <w:t>五、本願任同意書可自行印製，惟備註文字應同時具備。</w:t>
+      </w:r>
+    </w:p>
+    <w:p>
+      <w:pPr>
+        <w:jc w:val="center"/>
+      </w:pPr>
+    </w:p>
+    <w:p>
+      <w:pPr>
+        <w:jc w:val="center"/>
+      </w:pPr>
+    </w:p>
+    <w:p>
+      <w:pPr>
+        <w:jc w:val="center"/>
+      </w:pPr>
+    </w:p>
+    <w:p>
+      <w:pPr>
+        <w:jc w:val="center"/>
+      </w:pPr>
+    </w:p>
+    <w:p>
+      <w:pPr>
+        <w:jc w:val="distribute"/>
+        <w:rPr>
+          <w:rFonts w:eastAsia="標楷體"/>
+          <w:b/>
+          <w:bCs/>
           <w:sz w:val="40"/>
           <w:szCs w:val="40"/>
         </w:rPr>
-        <w:t>董事</w:t>
+      </w:pPr>
+      <w:r>
+        <w:rPr>
+          <w:rFonts w:ascii="標楷體" w:eastAsia="標楷體" w:hAnsi="標楷體" w:hint="eastAsia"/>
+          <w:sz w:val="32"/>
+          <w:szCs w:val="32"/>
+        </w:rPr>
+        <w:t>中華民國</w:t>
+      </w:r>
+      <w:r>
+        <w:rPr>
+          <w:rFonts w:ascii="標楷體" w:eastAsia="標楷體"/>
+          <w:sz w:val="32"/>
+          <w:szCs w:val="32"/>
+        </w:rPr>
+        <w:t>113年04月</w:t>
+      </w:r>
+      <w:r>
+        <w:rPr>
+          <w:rFonts w:ascii="標楷體" w:eastAsia="標楷體"/>
+          <w:sz w:val="32"/>
+          <w:szCs w:val="32"/>
+        </w:rPr>
+        <w:t>22</w:t>
+      </w:r>
+      <w:r>
+        <w:rPr>
+          <w:rFonts w:ascii="標楷體" w:eastAsia="標楷體"/>
+          <w:sz w:val="32"/>
+          <w:szCs w:val="32"/>
+        </w:rPr>
+        <w:t>日</w:t>
+      </w:r>
+      <w:r>
+        <w:br w:type="page"/>
       </w:r>
       <w:r>
         <w:rPr>
@@ -39,9 +436,9 @@
           <w:sz w:val="40"/>
           <w:szCs w:val="40"/>
         </w:rPr>
+        <w:lastRenderedPageBreak/>
         <w:t>願任同意書</w:t>
       </w:r>
-      <w:bookmarkEnd w:id="0"/>
     </w:p>
     <w:p>
       <w:pPr>
@@ -53,7 +450,7 @@
         <w:ind w:firstLineChars="200" w:firstLine="640"/>
         <w:jc w:val="both"/>
         <w:rPr>
-          <w:rFonts w:ascii="標楷體" w:eastAsia="標楷體" w:hAnsi="標楷體" w:hint="eastAsia"/>
+          <w:rFonts w:ascii="標楷體" w:eastAsia="標楷體" w:hAnsi="標楷體"/>
           <w:sz w:val="32"/>
           <w:szCs w:val="32"/>
         </w:rPr>
@@ -68,19 +465,37 @@
       </w:r>
       <w:r>
         <w:rPr>
-          <w:rFonts w:ascii="標楷體" w:eastAsia="標楷體"/>
-          <w:sz w:val="32"/>
-          <w:szCs w:val="32"/>
-        </w:rPr>
-        <w:t>茉莉家事服務股份有限公司董事</w:t>
-      </w:r>
-      <w:r>
-        <w:rPr>
-          <w:rFonts w:ascii="標楷體" w:eastAsia="標楷體" w:hAnsi="標楷體" w:hint="eastAsia"/>
-          <w:sz w:val="32"/>
-          <w:szCs w:val="32"/>
-        </w:rPr>
-        <w:t>，任期自中華民國</w:t>
+          <w:rFonts w:ascii="標楷體" w:eastAsia="標楷體" w:hint="eastAsia"/>
+          <w:sz w:val="32"/>
+          <w:szCs w:val="32"/>
+        </w:rPr>
+        <w:t>{{</w:t>
+      </w:r>
+      <w:proofErr w:type="spellStart"/>
+      <w:r>
+        <w:rPr>
+          <w:rFonts w:ascii="標楷體" w:eastAsia="標楷體" w:hint="eastAsia"/>
+          <w:sz w:val="32"/>
+          <w:szCs w:val="32"/>
+        </w:rPr>
+        <w:t>companyName</w:t>
+      </w:r>
+      <w:proofErr w:type="spellEnd"/>
+      <w:r>
+        <w:rPr>
+          <w:rFonts w:ascii="標楷體" w:eastAsia="標楷體" w:hint="eastAsia"/>
+          <w:sz w:val="32"/>
+          <w:szCs w:val="32"/>
+        </w:rPr>
+        <w:t>}}</w:t>
+      </w:r>
+      <w:r>
+        <w:rPr>
+          <w:rFonts w:ascii="標楷體" w:eastAsia="標楷體" w:hAnsi="標楷體" w:hint="eastAsia"/>
+          <w:sz w:val="32"/>
+          <w:szCs w:val="32"/>
+        </w:rPr>
+        <w:t>監察人，任期自中華民國</w:t>
       </w:r>
       <w:r>
         <w:rPr>
@@ -166,94 +581,89 @@
     <w:p>
       <w:pPr>
         <w:rPr>
-          <w:rFonts w:ascii="標楷體" w:eastAsia="標楷體" w:hAnsi="標楷體" w:hint="eastAsia"/>
-          <w:sz w:val="32"/>
-          <w:szCs w:val="32"/>
-        </w:rPr>
-      </w:pPr>
-    </w:p>
-    <w:p>
-      <w:pPr>
-        <w:rPr>
-          <w:rFonts w:eastAsia="標楷體" w:hint="eastAsia"/>
-          <w:sz w:val="32"/>
-          <w:szCs w:val="32"/>
-        </w:rPr>
-      </w:pPr>
-      <w:r>
-        <w:rPr>
-          <w:rFonts w:eastAsia="標楷體" w:hint="eastAsia"/>
-          <w:sz w:val="32"/>
-          <w:szCs w:val="32"/>
-        </w:rPr>
-        <w:t>立同意書人：</w:t>
-      </w:r>
-      <w:r>
-        <w:rPr>
-          <w:rFonts w:eastAsia="標楷體" w:hint="eastAsia"/>
-          <w:sz w:val="32"/>
-          <w:szCs w:val="32"/>
-          <w:u w:val="single"/>
-        </w:rPr>
-        <w:t xml:space="preserve">　　　　　</w:t>
-      </w:r>
-      <w:r>
-        <w:rPr>
-          <w:rFonts w:eastAsia="標楷體" w:hint="eastAsia"/>
-          <w:sz w:val="32"/>
-          <w:szCs w:val="32"/>
-        </w:rPr>
-        <w:t>（</w:t>
-      </w:r>
-      <w:r>
+          <w:rFonts w:ascii="標楷體" w:eastAsia="標楷體" w:hAnsi="標楷體"/>
+          <w:sz w:val="32"/>
+          <w:szCs w:val="32"/>
+        </w:rPr>
+      </w:pPr>
+    </w:p>
+    <w:p>
+      <w:pPr>
         <w:rPr>
           <w:rFonts w:eastAsia="標楷體" w:hAnsi="標楷體"/>
           <w:sz w:val="28"/>
         </w:rPr>
-        <w:t>李耿佑</w:t>
-      </w:r>
+      </w:pPr>
       <w:r>
         <w:rPr>
           <w:rFonts w:eastAsia="標楷體" w:hint="eastAsia"/>
           <w:sz w:val="32"/>
           <w:szCs w:val="32"/>
         </w:rPr>
+        <w:t>立同意書人：</w:t>
+      </w:r>
+      <w:r>
+        <w:rPr>
+          <w:rFonts w:eastAsia="標楷體" w:hint="eastAsia"/>
+          <w:sz w:val="32"/>
+          <w:szCs w:val="32"/>
+          <w:u w:val="single"/>
+        </w:rPr>
+        <w:t xml:space="preserve">　　　　　</w:t>
+      </w:r>
+      <w:r>
+        <w:rPr>
+          <w:rFonts w:eastAsia="標楷體" w:hint="eastAsia"/>
+          <w:sz w:val="32"/>
+          <w:szCs w:val="32"/>
+          <w:u w:val="single"/>
+        </w:rPr>
+        <w:t xml:space="preserve"> (</w:t>
+      </w:r>
+      <w:r>
+        <w:rPr>
+          <w:rFonts w:eastAsia="標楷體" w:hint="eastAsia"/>
+          <w:sz w:val="32"/>
+          <w:szCs w:val="32"/>
+        </w:rPr>
+        <w:t>{{</w:t>
+      </w:r>
+      <w:proofErr w:type="spellStart"/>
+      <w:r>
+        <w:rPr>
+          <w:rFonts w:eastAsia="標楷體" w:hAnsi="標楷體"/>
+          <w:sz w:val="28"/>
+        </w:rPr>
+        <w:t>supervisorName</w:t>
+      </w:r>
+      <w:proofErr w:type="spellEnd"/>
+      <w:r>
+        <w:rPr>
+          <w:rFonts w:eastAsia="標楷體" w:hAnsi="標楷體" w:hint="eastAsia"/>
+          <w:sz w:val="28"/>
+        </w:rPr>
+        <w:t>}}</w:t>
+      </w:r>
+      <w:r>
+        <w:rPr>
+          <w:rFonts w:eastAsia="標楷體" w:hint="eastAsia"/>
+          <w:sz w:val="32"/>
+          <w:szCs w:val="32"/>
+        </w:rPr>
         <w:t>）</w:t>
       </w:r>
     </w:p>
-    <w:p>
-      <w:pPr>
-        <w:rPr>
-          <w:rFonts w:hint="eastAsia"/>
-        </w:rPr>
-      </w:pPr>
-    </w:p>
-    <w:p>
-      <w:pPr>
-        <w:rPr>
-          <w:rFonts w:hint="eastAsia"/>
-        </w:rPr>
-      </w:pPr>
-    </w:p>
-    <w:p>
-      <w:pPr>
-        <w:rPr>
-          <w:rFonts w:hint="eastAsia"/>
-        </w:rPr>
-      </w:pPr>
-    </w:p>
+    <w:p/>
+    <w:p/>
     <w:p>
       <w:pPr>
         <w:pStyle w:val="a4"/>
-        <w:rPr>
-          <w:rFonts w:hint="eastAsia"/>
-        </w:rPr>
-      </w:pPr>
-    </w:p>
-    <w:p>
-      <w:pPr>
-        <w:rPr>
-          <w:rFonts w:ascii="標楷體" w:eastAsia="標楷體" w:hAnsi="標楷體" w:hint="eastAsia"/>
+      </w:pPr>
+    </w:p>
+    <w:p>
+      <w:pPr>
+        <w:rPr>
+          <w:rFonts w:ascii="標楷體" w:eastAsia="標楷體" w:hAnsi="標楷體"/>
         </w:rPr>
       </w:pPr>
       <w:r>
@@ -267,42 +677,14 @@
       <w:pPr>
         <w:ind w:left="480" w:hangingChars="200" w:hanging="480"/>
         <w:rPr>
-          <w:rFonts w:ascii="標楷體" w:eastAsia="標楷體" w:hAnsi="標楷體" w:hint="eastAsia"/>
-        </w:rPr>
-      </w:pPr>
-      <w:r>
-        <w:rPr>
-          <w:rFonts w:ascii="標楷體" w:eastAsia="標楷體" w:hAnsi="標楷體" w:hint="eastAsia"/>
-        </w:rPr>
-        <w:t>一、請以每一位董事(獨立董事)、監察人填列</w:t>
-      </w:r>
-      <w:proofErr w:type="gramStart"/>
-      <w:r>
-        <w:rPr>
-          <w:rFonts w:ascii="標楷體" w:eastAsia="標楷體" w:hAnsi="標楷體" w:hint="eastAsia"/>
-        </w:rPr>
-        <w:t>一</w:t>
-      </w:r>
-      <w:proofErr w:type="gramEnd"/>
-      <w:r>
-        <w:rPr>
-          <w:rFonts w:ascii="標楷體" w:eastAsia="標楷體" w:hAnsi="標楷體" w:hint="eastAsia"/>
-        </w:rPr>
-        <w:t>張董事(獨立董事)、監察人願任同意書，董事長應另填列一張董事長願任同意書；或董事(獨立董事)、監察人、董事長合併填列於</w:t>
-      </w:r>
-      <w:proofErr w:type="gramStart"/>
-      <w:r>
-        <w:rPr>
-          <w:rFonts w:ascii="標楷體" w:eastAsia="標楷體" w:hAnsi="標楷體" w:hint="eastAsia"/>
-        </w:rPr>
-        <w:t>同一張願任</w:t>
-      </w:r>
-      <w:proofErr w:type="gramEnd"/>
-      <w:r>
-        <w:rPr>
-          <w:rFonts w:ascii="標楷體" w:eastAsia="標楷體" w:hAnsi="標楷體" w:hint="eastAsia"/>
-        </w:rPr>
-        <w:t>同意書，並分別由其本人親自簽名。</w:t>
+          <w:rFonts w:ascii="標楷體" w:eastAsia="標楷體" w:hAnsi="標楷體"/>
+        </w:rPr>
+      </w:pPr>
+      <w:r>
+        <w:rPr>
+          <w:rFonts w:ascii="標楷體" w:eastAsia="標楷體" w:hAnsi="標楷體" w:hint="eastAsia"/>
+        </w:rPr>
+        <w:t>一、請以每一位董事(獨立董事)、監察人填列一張董事(獨立董事)、監察人願任同意書，董事長應另填列一張董事長願任同意書；或董事(獨立董事)、監察人、董事長合併填列於同一張願任同意書，並分別由其本人親自簽名。</w:t>
       </w:r>
     </w:p>
     <w:p>
@@ -310,7 +692,7 @@
         <w:pStyle w:val="ae"/>
         <w:ind w:left="480" w:hanging="480"/>
         <w:rPr>
-          <w:rFonts w:ascii="標楷體" w:eastAsia="標楷體" w:hAnsi="標楷體" w:hint="eastAsia"/>
+          <w:rFonts w:ascii="標楷體" w:eastAsia="標楷體" w:hAnsi="標楷體"/>
           <w:color w:val="auto"/>
           <w:sz w:val="24"/>
         </w:rPr>
@@ -329,7 +711,7 @@
         <w:pStyle w:val="21"/>
         <w:ind w:left="480" w:hanging="480"/>
         <w:rPr>
-          <w:rFonts w:ascii="標楷體" w:eastAsia="標楷體" w:hAnsi="標楷體" w:hint="eastAsia"/>
+          <w:rFonts w:ascii="標楷體" w:eastAsia="標楷體" w:hAnsi="標楷體"/>
           <w:sz w:val="24"/>
         </w:rPr>
       </w:pPr>
@@ -345,49 +727,21 @@
       <w:pPr>
         <w:ind w:left="480" w:hangingChars="200" w:hanging="480"/>
         <w:rPr>
-          <w:rFonts w:ascii="標楷體" w:eastAsia="標楷體" w:hAnsi="標楷體" w:hint="eastAsia"/>
-        </w:rPr>
-      </w:pPr>
-      <w:r>
-        <w:rPr>
-          <w:rFonts w:ascii="標楷體" w:eastAsia="標楷體" w:hAnsi="標楷體" w:hint="eastAsia"/>
-        </w:rPr>
-        <w:t>四、依稅捐</w:t>
-      </w:r>
-      <w:proofErr w:type="gramStart"/>
-      <w:r>
-        <w:rPr>
-          <w:rFonts w:ascii="標楷體" w:eastAsia="標楷體" w:hAnsi="標楷體" w:hint="eastAsia"/>
-        </w:rPr>
-        <w:t>稽</w:t>
-      </w:r>
-      <w:proofErr w:type="gramEnd"/>
-      <w:r>
-        <w:rPr>
-          <w:rFonts w:ascii="標楷體" w:eastAsia="標楷體" w:hAnsi="標楷體" w:hint="eastAsia"/>
-        </w:rPr>
-        <w:t>徵法第24條規定，公司負責人欠繳應納稅額達一定金額，得由司法機關或財政部函請內政部入出境管理局限制其出境；如有隱匿或移轉財產、逃避稅捐執行之跡象者，稅捐</w:t>
-      </w:r>
-      <w:proofErr w:type="gramStart"/>
-      <w:r>
-        <w:rPr>
-          <w:rFonts w:ascii="標楷體" w:eastAsia="標楷體" w:hAnsi="標楷體" w:hint="eastAsia"/>
-        </w:rPr>
-        <w:t>稽</w:t>
-      </w:r>
-      <w:proofErr w:type="gramEnd"/>
-      <w:r>
-        <w:rPr>
-          <w:rFonts w:ascii="標楷體" w:eastAsia="標楷體" w:hAnsi="標楷體" w:hint="eastAsia"/>
-        </w:rPr>
-        <w:t>徵機關得聲請法院就其財產實施假扣押，並免提供擔保。</w:t>
+          <w:rFonts w:ascii="標楷體" w:eastAsia="標楷體" w:hAnsi="標楷體"/>
+        </w:rPr>
+      </w:pPr>
+      <w:r>
+        <w:rPr>
+          <w:rFonts w:ascii="標楷體" w:eastAsia="標楷體" w:hAnsi="標楷體" w:hint="eastAsia"/>
+        </w:rPr>
+        <w:t>四、依稅捐稽徵法第24條規定，公司負責人欠繳應納稅額達一定金額，得由司法機關或財政部函請內政部入出境管理局限制其出境；如有隱匿或移轉財產、逃避稅捐執行之跡象者，稅捐稽徵機關得聲請法院就其財產實施假扣押，並免提供擔保。</w:t>
       </w:r>
     </w:p>
     <w:p>
       <w:pPr>
         <w:ind w:left="480" w:hangingChars="200" w:hanging="480"/>
         <w:rPr>
-          <w:rFonts w:ascii="標楷體" w:eastAsia="標楷體" w:hAnsi="標楷體" w:hint="eastAsia"/>
+          <w:rFonts w:ascii="標楷體" w:eastAsia="標楷體" w:hAnsi="標楷體"/>
         </w:rPr>
       </w:pPr>
       <w:r>
@@ -399,39 +753,75 @@
     </w:p>
     <w:p>
       <w:pPr>
+        <w:pStyle w:val="a4"/>
+      </w:pPr>
+    </w:p>
+    <w:p>
+      <w:pPr>
+        <w:jc w:val="distribute"/>
+        <w:rPr>
+          <w:rFonts w:ascii="標楷體" w:eastAsia="標楷體"/>
+          <w:sz w:val="40"/>
+          <w:szCs w:val="40"/>
+        </w:rPr>
+      </w:pPr>
+      <w:r>
+        <w:rPr>
+          <w:rFonts w:ascii="標楷體" w:eastAsia="標楷體" w:hAnsi="標楷體" w:hint="eastAsia"/>
+          <w:sz w:val="32"/>
+          <w:szCs w:val="32"/>
+        </w:rPr>
+        <w:t>中華民國</w:t>
+      </w:r>
+      <w:r>
+        <w:rPr>
+          <w:rFonts w:ascii="標楷體" w:eastAsia="標楷體"/>
+          <w:sz w:val="32"/>
+          <w:szCs w:val="32"/>
+        </w:rPr>
+        <w:t>113年04月</w:t>
+      </w:r>
+      <w:r>
+        <w:rPr>
+          <w:rFonts w:ascii="標楷體" w:eastAsia="標楷體"/>
+          <w:sz w:val="32"/>
+          <w:szCs w:val="32"/>
+        </w:rPr>
+        <w:t>22</w:t>
+      </w:r>
+      <w:r>
+        <w:rPr>
+          <w:rFonts w:ascii="標楷體" w:eastAsia="標楷體"/>
+          <w:sz w:val="32"/>
+          <w:szCs w:val="32"/>
+        </w:rPr>
+        <w:t>日</w:t>
+      </w:r>
+      <w:r>
+        <w:br w:type="page"/>
+      </w:r>
+    </w:p>
+    <w:p>
+      <w:pPr>
         <w:jc w:val="center"/>
         <w:rPr>
-          <w:rFonts w:hint="eastAsia"/>
-        </w:rPr>
-      </w:pPr>
-    </w:p>
-    <w:p>
-      <w:pPr>
-        <w:jc w:val="center"/>
-        <w:rPr>
-          <w:rFonts w:hint="eastAsia"/>
-        </w:rPr>
-      </w:pPr>
-    </w:p>
-    <w:p>
-      <w:pPr>
-        <w:jc w:val="center"/>
-        <w:rPr>
-          <w:rFonts w:hint="eastAsia"/>
-        </w:rPr>
-      </w:pPr>
-    </w:p>
-    <w:p>
-      <w:pPr>
-        <w:jc w:val="center"/>
-        <w:rPr>
-          <w:rFonts w:hint="eastAsia"/>
-        </w:rPr>
-      </w:pPr>
-    </w:p>
-    <w:p>
-      <w:pPr>
-        <w:jc w:val="distribute"/>
+          <w:rFonts w:eastAsia="標楷體"/>
+          <w:b/>
+          <w:bCs/>
+          <w:sz w:val="40"/>
+          <w:szCs w:val="40"/>
+        </w:rPr>
+      </w:pPr>
+      <w:r>
+        <w:rPr>
+          <w:rFonts w:ascii="標楷體" w:eastAsia="標楷體"/>
+          <w:sz w:val="40"/>
+          <w:szCs w:val="40"/>
+        </w:rPr>
+        <w:lastRenderedPageBreak/>
+        <w:t>董事長</w:t>
+      </w:r>
+      <w:r>
         <w:rPr>
           <w:rFonts w:eastAsia="標楷體" w:hint="eastAsia"/>
           <w:b/>
@@ -439,51 +829,6 @@
           <w:sz w:val="40"/>
           <w:szCs w:val="40"/>
         </w:rPr>
-      </w:pPr>
-      <w:r>
-        <w:rPr>
-          <w:rFonts w:ascii="標楷體" w:eastAsia="標楷體" w:hAnsi="標楷體" w:hint="eastAsia"/>
-          <w:sz w:val="32"/>
-          <w:szCs w:val="32"/>
-        </w:rPr>
-        <w:t>中華民國</w:t>
-      </w:r>
-      <w:r>
-        <w:rPr>
-          <w:rFonts w:ascii="標楷體" w:eastAsia="標楷體"/>
-          <w:sz w:val="32"/>
-          <w:szCs w:val="32"/>
-        </w:rPr>
-        <w:t>113年04月</w:t>
-      </w:r>
-      <w:r>
-        <w:rPr>
-          <w:rFonts w:ascii="標楷體" w:eastAsia="標楷體"/>
-          <w:sz w:val="32"/>
-          <w:szCs w:val="32"/>
-        </w:rPr>
-        <w:t>22</w:t>
-      </w:r>
-      <w:r>
-        <w:rPr>
-          <w:rFonts w:ascii="標楷體" w:eastAsia="標楷體"/>
-          <w:sz w:val="32"/>
-          <w:szCs w:val="32"/>
-        </w:rPr>
-        <w:t>日</w:t>
-      </w:r>
-      <w:r>
-        <w:br w:type="page"/>
-      </w:r>
-      <w:r>
-        <w:rPr>
-          <w:rFonts w:eastAsia="標楷體" w:hint="eastAsia"/>
-          <w:b/>
-          <w:bCs/>
-          <w:sz w:val="40"/>
-          <w:szCs w:val="40"/>
-        </w:rPr>
-        <w:lastRenderedPageBreak/>
         <w:t>願任同意書</w:t>
       </w:r>
     </w:p>
@@ -497,7 +842,7 @@
         <w:ind w:firstLineChars="200" w:firstLine="640"/>
         <w:jc w:val="both"/>
         <w:rPr>
-          <w:rFonts w:ascii="標楷體" w:eastAsia="標楷體" w:hAnsi="標楷體" w:hint="eastAsia"/>
+          <w:rFonts w:ascii="標楷體" w:eastAsia="標楷體" w:hAnsi="標楷體"/>
           <w:sz w:val="32"/>
           <w:szCs w:val="32"/>
         </w:rPr>
@@ -512,19 +857,45 @@
       </w:r>
       <w:r>
         <w:rPr>
-          <w:rFonts w:ascii="標楷體" w:eastAsia="標楷體"/>
-          <w:sz w:val="32"/>
-          <w:szCs w:val="32"/>
-        </w:rPr>
-        <w:t>茉莉家事服務股份有限公司</w:t>
-      </w:r>
-      <w:r>
-        <w:rPr>
-          <w:rFonts w:ascii="標楷體" w:eastAsia="標楷體" w:hAnsi="標楷體" w:hint="eastAsia"/>
-          <w:sz w:val="32"/>
-          <w:szCs w:val="32"/>
-        </w:rPr>
-        <w:t>監察人，任期自中華民國</w:t>
+          <w:rFonts w:ascii="標楷體" w:eastAsia="標楷體" w:hint="eastAsia"/>
+          <w:sz w:val="32"/>
+          <w:szCs w:val="32"/>
+        </w:rPr>
+        <w:t>{{</w:t>
+      </w:r>
+      <w:proofErr w:type="spellStart"/>
+      <w:r>
+        <w:rPr>
+          <w:rFonts w:ascii="標楷體" w:eastAsia="標楷體" w:hint="eastAsia"/>
+          <w:sz w:val="32"/>
+          <w:szCs w:val="32"/>
+        </w:rPr>
+        <w:t>companyName</w:t>
+      </w:r>
+      <w:proofErr w:type="spellEnd"/>
+      <w:r>
+        <w:rPr>
+          <w:rFonts w:ascii="標楷體" w:eastAsia="標楷體" w:hint="eastAsia"/>
+          <w:sz w:val="32"/>
+          <w:szCs w:val="32"/>
+        </w:rPr>
+        <w:t>}}</w:t>
+      </w:r>
+      <w:r>
+        <w:rPr>
+          <w:rFonts w:ascii="標楷體" w:eastAsia="標楷體"/>
+          <w:sz w:val="32"/>
+          <w:szCs w:val="32"/>
+        </w:rPr>
+        <w:t>董事長</w:t>
+      </w:r>
+      <w:r>
+        <w:rPr>
+          <w:rFonts w:ascii="標楷體" w:eastAsia="標楷體" w:hAnsi="標楷體" w:hint="eastAsia"/>
+          <w:sz w:val="32"/>
+          <w:szCs w:val="32"/>
+        </w:rPr>
+        <w:t>，任期自中華民國</w:t>
       </w:r>
       <w:r>
         <w:rPr>
@@ -610,90 +981,73 @@
     <w:p>
       <w:pPr>
         <w:rPr>
-          <w:rFonts w:ascii="標楷體" w:eastAsia="標楷體" w:hAnsi="標楷體" w:hint="eastAsia"/>
-          <w:sz w:val="32"/>
-          <w:szCs w:val="32"/>
-        </w:rPr>
-      </w:pPr>
-    </w:p>
-    <w:p>
-      <w:pPr>
+          <w:rFonts w:ascii="標楷體" w:eastAsia="標楷體" w:hAnsi="標楷體"/>
+          <w:sz w:val="32"/>
+          <w:szCs w:val="32"/>
+        </w:rPr>
+      </w:pPr>
+    </w:p>
+    <w:p>
+      <w:pPr>
+        <w:rPr>
+          <w:rFonts w:eastAsia="標楷體"/>
+          <w:sz w:val="32"/>
+          <w:szCs w:val="32"/>
+        </w:rPr>
+      </w:pPr>
+      <w:r>
         <w:rPr>
           <w:rFonts w:eastAsia="標楷體" w:hint="eastAsia"/>
           <w:sz w:val="32"/>
           <w:szCs w:val="32"/>
         </w:rPr>
-      </w:pPr>
+        <w:t>立同意書人：</w:t>
+      </w:r>
       <w:r>
         <w:rPr>
           <w:rFonts w:eastAsia="標楷體" w:hint="eastAsia"/>
           <w:sz w:val="32"/>
           <w:szCs w:val="32"/>
-        </w:rPr>
-        <w:t>立同意書人：</w:t>
+          <w:u w:val="single"/>
+        </w:rPr>
+        <w:t xml:space="preserve">　　　　　</w:t>
       </w:r>
       <w:r>
         <w:rPr>
           <w:rFonts w:eastAsia="標楷體" w:hint="eastAsia"/>
           <w:sz w:val="32"/>
           <w:szCs w:val="32"/>
-          <w:u w:val="single"/>
-        </w:rPr>
-        <w:t xml:space="preserve">　　　　　</w:t>
+        </w:rPr>
+        <w:t>（</w:t>
+      </w:r>
+      <w:r>
+        <w:rPr>
+          <w:rFonts w:eastAsia="標楷體" w:hAnsi="標楷體"/>
+          <w:sz w:val="28"/>
+        </w:rPr>
+        <w:t>李耿佑</w:t>
       </w:r>
       <w:r>
         <w:rPr>
           <w:rFonts w:eastAsia="標楷體" w:hint="eastAsia"/>
           <w:sz w:val="32"/>
           <w:szCs w:val="32"/>
-          <w:u w:val="single"/>
-        </w:rPr>
-        <w:t xml:space="preserve"> (</w:t>
-      </w:r>
-      <w:r>
-        <w:rPr>
-          <w:rFonts w:eastAsia="標楷體" w:hAnsi="標楷體" w:hint="eastAsia"/>
-          <w:sz w:val="28"/>
-        </w:rPr>
-        <w:t>李耿甫</w:t>
-      </w:r>
-      <w:proofErr w:type="gramStart"/>
-      <w:r>
-        <w:rPr>
-          <w:rFonts w:eastAsia="標楷體" w:hint="eastAsia"/>
-          <w:sz w:val="32"/>
-          <w:szCs w:val="32"/>
         </w:rPr>
         <w:t>）</w:t>
       </w:r>
-      <w:proofErr w:type="gramEnd"/>
-    </w:p>
-    <w:p>
-      <w:pPr>
-        <w:rPr>
-          <w:rFonts w:hint="eastAsia"/>
-        </w:rPr>
-      </w:pPr>
-    </w:p>
-    <w:p>
-      <w:pPr>
-        <w:rPr>
-          <w:rFonts w:hint="eastAsia"/>
-        </w:rPr>
-      </w:pPr>
-    </w:p>
+    </w:p>
+    <w:p/>
+    <w:p/>
+    <w:p/>
     <w:p>
       <w:pPr>
         <w:pStyle w:val="a4"/>
-        <w:rPr>
-          <w:rFonts w:hint="eastAsia"/>
-        </w:rPr>
-      </w:pPr>
-    </w:p>
-    <w:p>
-      <w:pPr>
-        <w:rPr>
-          <w:rFonts w:ascii="標楷體" w:eastAsia="標楷體" w:hAnsi="標楷體" w:hint="eastAsia"/>
+      </w:pPr>
+    </w:p>
+    <w:p>
+      <w:pPr>
+        <w:rPr>
+          <w:rFonts w:ascii="標楷體" w:eastAsia="標楷體" w:hAnsi="標楷體"/>
         </w:rPr>
       </w:pPr>
       <w:r>
@@ -707,42 +1061,14 @@
       <w:pPr>
         <w:ind w:left="480" w:hangingChars="200" w:hanging="480"/>
         <w:rPr>
-          <w:rFonts w:ascii="標楷體" w:eastAsia="標楷體" w:hAnsi="標楷體" w:hint="eastAsia"/>
-        </w:rPr>
-      </w:pPr>
-      <w:r>
-        <w:rPr>
-          <w:rFonts w:ascii="標楷體" w:eastAsia="標楷體" w:hAnsi="標楷體" w:hint="eastAsia"/>
-        </w:rPr>
-        <w:t>一、請以每一位董事(獨立董事)、監察人填列</w:t>
-      </w:r>
-      <w:proofErr w:type="gramStart"/>
-      <w:r>
-        <w:rPr>
-          <w:rFonts w:ascii="標楷體" w:eastAsia="標楷體" w:hAnsi="標楷體" w:hint="eastAsia"/>
-        </w:rPr>
-        <w:t>一</w:t>
-      </w:r>
-      <w:proofErr w:type="gramEnd"/>
-      <w:r>
-        <w:rPr>
-          <w:rFonts w:ascii="標楷體" w:eastAsia="標楷體" w:hAnsi="標楷體" w:hint="eastAsia"/>
-        </w:rPr>
-        <w:t>張董事(獨立董事)、監察人願任同意書，董事長應另填列一張董事長願任同意書；或董事(獨立董事)、監察人、董事長合併填列於</w:t>
-      </w:r>
-      <w:proofErr w:type="gramStart"/>
-      <w:r>
-        <w:rPr>
-          <w:rFonts w:ascii="標楷體" w:eastAsia="標楷體" w:hAnsi="標楷體" w:hint="eastAsia"/>
-        </w:rPr>
-        <w:t>同一張願任</w:t>
-      </w:r>
-      <w:proofErr w:type="gramEnd"/>
-      <w:r>
-        <w:rPr>
-          <w:rFonts w:ascii="標楷體" w:eastAsia="標楷體" w:hAnsi="標楷體" w:hint="eastAsia"/>
-        </w:rPr>
-        <w:t>同意書，並分別由其本人親自簽名。</w:t>
+          <w:rFonts w:ascii="標楷體" w:eastAsia="標楷體" w:hAnsi="標楷體"/>
+        </w:rPr>
+      </w:pPr>
+      <w:r>
+        <w:rPr>
+          <w:rFonts w:ascii="標楷體" w:eastAsia="標楷體" w:hAnsi="標楷體" w:hint="eastAsia"/>
+        </w:rPr>
+        <w:t>一、請以每一位董事(獨立董事)、監察人填列一張董事(獨立董事)、監察人願任同意書，董事長應另填列一張董事長願任同意書；或董事(獨立董事)、監察人、董事長合併填列於同一張願任同意書，並分別由其本人親自簽名。</w:t>
       </w:r>
     </w:p>
     <w:p>
@@ -750,7 +1076,7 @@
         <w:pStyle w:val="ae"/>
         <w:ind w:left="480" w:hanging="480"/>
         <w:rPr>
-          <w:rFonts w:ascii="標楷體" w:eastAsia="標楷體" w:hAnsi="標楷體" w:hint="eastAsia"/>
+          <w:rFonts w:ascii="標楷體" w:eastAsia="標楷體" w:hAnsi="標楷體"/>
           <w:color w:val="auto"/>
           <w:sz w:val="24"/>
         </w:rPr>
@@ -769,7 +1095,7 @@
         <w:pStyle w:val="21"/>
         <w:ind w:left="480" w:hanging="480"/>
         <w:rPr>
-          <w:rFonts w:ascii="標楷體" w:eastAsia="標楷體" w:hAnsi="標楷體" w:hint="eastAsia"/>
+          <w:rFonts w:ascii="標楷體" w:eastAsia="標楷體" w:hAnsi="標楷體"/>
           <w:sz w:val="24"/>
         </w:rPr>
       </w:pPr>
@@ -785,49 +1111,21 @@
       <w:pPr>
         <w:ind w:left="480" w:hangingChars="200" w:hanging="480"/>
         <w:rPr>
-          <w:rFonts w:ascii="標楷體" w:eastAsia="標楷體" w:hAnsi="標楷體" w:hint="eastAsia"/>
-        </w:rPr>
-      </w:pPr>
-      <w:r>
-        <w:rPr>
-          <w:rFonts w:ascii="標楷體" w:eastAsia="標楷體" w:hAnsi="標楷體" w:hint="eastAsia"/>
-        </w:rPr>
-        <w:t>四、依稅捐</w:t>
-      </w:r>
-      <w:proofErr w:type="gramStart"/>
-      <w:r>
-        <w:rPr>
-          <w:rFonts w:ascii="標楷體" w:eastAsia="標楷體" w:hAnsi="標楷體" w:hint="eastAsia"/>
-        </w:rPr>
-        <w:t>稽</w:t>
-      </w:r>
-      <w:proofErr w:type="gramEnd"/>
-      <w:r>
-        <w:rPr>
-          <w:rFonts w:ascii="標楷體" w:eastAsia="標楷體" w:hAnsi="標楷體" w:hint="eastAsia"/>
-        </w:rPr>
-        <w:t>徵法第24條規定，公司負責人欠繳應納稅額達一定金額，得由司法機關或財政部函請內政部入出境管理局限制其出境；如有隱匿或移轉財產、逃避稅捐執行之跡象者，稅捐</w:t>
-      </w:r>
-      <w:proofErr w:type="gramStart"/>
-      <w:r>
-        <w:rPr>
-          <w:rFonts w:ascii="標楷體" w:eastAsia="標楷體" w:hAnsi="標楷體" w:hint="eastAsia"/>
-        </w:rPr>
-        <w:t>稽</w:t>
-      </w:r>
-      <w:proofErr w:type="gramEnd"/>
-      <w:r>
-        <w:rPr>
-          <w:rFonts w:ascii="標楷體" w:eastAsia="標楷體" w:hAnsi="標楷體" w:hint="eastAsia"/>
-        </w:rPr>
-        <w:t>徵機關得聲請法院就其財產實施假扣押，並免提供擔保。</w:t>
+          <w:rFonts w:ascii="標楷體" w:eastAsia="標楷體" w:hAnsi="標楷體"/>
+        </w:rPr>
+      </w:pPr>
+      <w:r>
+        <w:rPr>
+          <w:rFonts w:ascii="標楷體" w:eastAsia="標楷體" w:hAnsi="標楷體" w:hint="eastAsia"/>
+        </w:rPr>
+        <w:t>四、依稅捐稽徵法第24條規定，公司負責人欠繳應納稅額達一定金額，得由司法機關或財政部函請內政部入出境管理局限制其出境；如有隱匿或移轉財產、逃避稅捐執行之跡象者，稅捐稽徵機關得聲請法院就其財產實施假扣押，並免提供擔保。</w:t>
       </w:r>
     </w:p>
     <w:p>
       <w:pPr>
         <w:ind w:left="480" w:hangingChars="200" w:hanging="480"/>
         <w:rPr>
-          <w:rFonts w:ascii="標楷體" w:eastAsia="標楷體" w:hAnsi="標楷體" w:hint="eastAsia"/>
+          <w:rFonts w:ascii="標楷體" w:eastAsia="標楷體" w:hAnsi="標楷體"/>
         </w:rPr>
       </w:pPr>
       <w:r>
@@ -840,8 +1138,37 @@
     <w:p>
       <w:pPr>
         <w:pStyle w:val="a4"/>
-        <w:rPr>
-          <w:rFonts w:hint="eastAsia"/>
+      </w:pPr>
+    </w:p>
+    <w:p>
+      <w:pPr>
+        <w:pStyle w:val="a4"/>
+        <w:rPr>
+          <w:lang w:eastAsia="zh-TW"/>
+        </w:rPr>
+      </w:pPr>
+    </w:p>
+    <w:p>
+      <w:pPr>
+        <w:pStyle w:val="a4"/>
+        <w:rPr>
+          <w:lang w:eastAsia="zh-TW"/>
+        </w:rPr>
+      </w:pPr>
+    </w:p>
+    <w:p>
+      <w:pPr>
+        <w:pStyle w:val="a4"/>
+        <w:rPr>
+          <w:lang w:eastAsia="zh-TW"/>
+        </w:rPr>
+      </w:pPr>
+    </w:p>
+    <w:p>
+      <w:pPr>
+        <w:pStyle w:val="a4"/>
+        <w:rPr>
+          <w:lang w:eastAsia="zh-TW"/>
         </w:rPr>
       </w:pPr>
     </w:p>
@@ -850,8 +1177,8 @@
         <w:jc w:val="distribute"/>
         <w:rPr>
           <w:rFonts w:ascii="標楷體" w:eastAsia="標楷體"/>
-          <w:sz w:val="40"/>
-          <w:szCs w:val="40"/>
+          <w:sz w:val="32"/>
+          <w:szCs w:val="32"/>
         </w:rPr>
       </w:pPr>
       <w:r>
@@ -886,483 +1213,22 @@
         </w:rPr>
         <w:t>日</w:t>
       </w:r>
-      <w:r>
-        <w:br w:type="page"/>
-      </w:r>
-    </w:p>
-    <w:p>
-      <w:pPr>
-        <w:jc w:val="center"/>
-        <w:rPr>
-          <w:rFonts w:eastAsia="標楷體" w:hint="eastAsia"/>
-          <w:b/>
-          <w:bCs/>
-          <w:sz w:val="40"/>
-          <w:szCs w:val="40"/>
-        </w:rPr>
-      </w:pPr>
-      <w:r>
-        <w:rPr>
-          <w:rFonts w:ascii="標楷體" w:eastAsia="標楷體"/>
-          <w:sz w:val="40"/>
-          <w:szCs w:val="40"/>
-        </w:rPr>
-        <w:lastRenderedPageBreak/>
-        <w:t>董事長</w:t>
-      </w:r>
-      <w:r>
-        <w:rPr>
-          <w:rFonts w:eastAsia="標楷體" w:hint="eastAsia"/>
-          <w:b/>
-          <w:bCs/>
-          <w:sz w:val="40"/>
-          <w:szCs w:val="40"/>
-        </w:rPr>
-        <w:t>願任同意書</w:t>
-      </w:r>
-    </w:p>
-    <w:p>
-      <w:pPr>
-        <w:pStyle w:val="a4"/>
-      </w:pPr>
-    </w:p>
-    <w:p>
-      <w:pPr>
-        <w:ind w:firstLineChars="200" w:firstLine="640"/>
-        <w:jc w:val="both"/>
-        <w:rPr>
-          <w:rFonts w:ascii="標楷體" w:eastAsia="標楷體" w:hAnsi="標楷體" w:hint="eastAsia"/>
-          <w:sz w:val="32"/>
-          <w:szCs w:val="32"/>
-        </w:rPr>
-      </w:pPr>
-      <w:r>
-        <w:rPr>
-          <w:rFonts w:ascii="標楷體" w:eastAsia="標楷體" w:hAnsi="標楷體" w:hint="eastAsia"/>
-          <w:sz w:val="32"/>
-          <w:szCs w:val="32"/>
-        </w:rPr>
-        <w:t>本人同意擔任</w:t>
-      </w:r>
-      <w:r>
-        <w:rPr>
-          <w:rFonts w:ascii="標楷體" w:eastAsia="標楷體"/>
-          <w:sz w:val="32"/>
-          <w:szCs w:val="32"/>
-        </w:rPr>
-        <w:t>茉莉家事服務股份有限公司董事長</w:t>
-      </w:r>
-      <w:r>
-        <w:rPr>
-          <w:rFonts w:ascii="標楷體" w:eastAsia="標楷體" w:hAnsi="標楷體" w:hint="eastAsia"/>
-          <w:sz w:val="32"/>
-          <w:szCs w:val="32"/>
-        </w:rPr>
-        <w:t>，任期自中華民國</w:t>
-      </w:r>
-      <w:r>
-        <w:rPr>
-          <w:rFonts w:ascii="標楷體" w:eastAsia="標楷體"/>
-          <w:sz w:val="32"/>
-          <w:szCs w:val="32"/>
-        </w:rPr>
-        <w:t>113年04月</w:t>
-      </w:r>
-      <w:r>
-        <w:rPr>
-          <w:rFonts w:ascii="標楷體" w:eastAsia="標楷體"/>
-          <w:sz w:val="32"/>
-          <w:szCs w:val="32"/>
-        </w:rPr>
-        <w:t>22</w:t>
-      </w:r>
-      <w:r>
-        <w:rPr>
-          <w:rFonts w:ascii="標楷體" w:eastAsia="標楷體"/>
-          <w:sz w:val="32"/>
-          <w:szCs w:val="32"/>
-        </w:rPr>
-        <w:t>日</w:t>
-      </w:r>
-      <w:r>
-        <w:rPr>
-          <w:rFonts w:ascii="標楷體" w:eastAsia="標楷體" w:hAnsi="標楷體" w:hint="eastAsia"/>
-          <w:sz w:val="32"/>
-          <w:szCs w:val="32"/>
-        </w:rPr>
-        <w:t>至中華民國</w:t>
-      </w:r>
-      <w:r>
-        <w:rPr>
-          <w:rFonts w:ascii="標楷體" w:eastAsia="標楷體"/>
-          <w:sz w:val="32"/>
-          <w:szCs w:val="32"/>
-        </w:rPr>
-        <w:t>116年04月</w:t>
-      </w:r>
-      <w:r>
-        <w:rPr>
-          <w:rFonts w:ascii="標楷體" w:eastAsia="標楷體"/>
-          <w:sz w:val="32"/>
-          <w:szCs w:val="32"/>
-        </w:rPr>
-        <w:t>21</w:t>
-      </w:r>
-      <w:r>
-        <w:rPr>
-          <w:rFonts w:ascii="標楷體" w:eastAsia="標楷體"/>
-          <w:sz w:val="32"/>
-          <w:szCs w:val="32"/>
-        </w:rPr>
-        <w:t>日</w:t>
-      </w:r>
-      <w:r>
-        <w:rPr>
-          <w:rFonts w:ascii="標楷體" w:eastAsia="標楷體" w:hAnsi="標楷體" w:hint="eastAsia"/>
-          <w:sz w:val="32"/>
-          <w:szCs w:val="32"/>
-        </w:rPr>
-        <w:t>止，計</w:t>
-      </w:r>
-      <w:r>
-        <w:rPr>
-          <w:rFonts w:ascii="標楷體" w:eastAsia="標楷體"/>
-          <w:sz w:val="32"/>
-          <w:szCs w:val="32"/>
-        </w:rPr>
-        <w:t>三</w:t>
-      </w:r>
-      <w:r>
-        <w:rPr>
-          <w:rFonts w:ascii="標楷體" w:eastAsia="標楷體" w:hAnsi="標楷體" w:hint="eastAsia"/>
-          <w:sz w:val="32"/>
-          <w:szCs w:val="32"/>
-        </w:rPr>
-        <w:t>年。</w:t>
-      </w:r>
-    </w:p>
-    <w:p>
-      <w:pPr>
-        <w:rPr>
-          <w:rFonts w:ascii="標楷體" w:eastAsia="標楷體" w:hAnsi="標楷體" w:hint="eastAsia"/>
-          <w:sz w:val="32"/>
-          <w:szCs w:val="32"/>
-        </w:rPr>
-      </w:pPr>
-    </w:p>
-    <w:p>
-      <w:pPr>
-        <w:rPr>
-          <w:rFonts w:eastAsia="標楷體" w:hint="eastAsia"/>
-          <w:sz w:val="32"/>
-          <w:szCs w:val="32"/>
-        </w:rPr>
-      </w:pPr>
-      <w:r>
-        <w:rPr>
-          <w:rFonts w:eastAsia="標楷體" w:hint="eastAsia"/>
-          <w:sz w:val="32"/>
-          <w:szCs w:val="32"/>
-        </w:rPr>
-        <w:t>立同意書人：</w:t>
-      </w:r>
-      <w:r>
-        <w:rPr>
-          <w:rFonts w:eastAsia="標楷體" w:hint="eastAsia"/>
-          <w:sz w:val="32"/>
-          <w:szCs w:val="32"/>
-          <w:u w:val="single"/>
-        </w:rPr>
-        <w:t xml:space="preserve">　　　　　</w:t>
-      </w:r>
-      <w:r>
-        <w:rPr>
-          <w:rFonts w:eastAsia="標楷體" w:hint="eastAsia"/>
-          <w:sz w:val="32"/>
-          <w:szCs w:val="32"/>
-        </w:rPr>
-        <w:t>（</w:t>
-      </w:r>
-      <w:r>
-        <w:rPr>
-          <w:rFonts w:eastAsia="標楷體" w:hAnsi="標楷體"/>
-          <w:sz w:val="28"/>
-        </w:rPr>
-        <w:t>李耿佑</w:t>
-      </w:r>
-      <w:r>
-        <w:rPr>
-          <w:rFonts w:eastAsia="標楷體" w:hint="eastAsia"/>
-          <w:sz w:val="32"/>
-          <w:szCs w:val="32"/>
-        </w:rPr>
-        <w:t>）</w:t>
-      </w:r>
-    </w:p>
-    <w:p>
-      <w:pPr>
-        <w:rPr>
-          <w:rFonts w:hint="eastAsia"/>
-        </w:rPr>
-      </w:pPr>
-    </w:p>
-    <w:p>
-      <w:pPr>
-        <w:rPr>
-          <w:rFonts w:hint="eastAsia"/>
-        </w:rPr>
-      </w:pPr>
-    </w:p>
-    <w:p>
-      <w:pPr>
-        <w:rPr>
-          <w:rFonts w:hint="eastAsia"/>
-        </w:rPr>
-      </w:pPr>
-    </w:p>
-    <w:p>
-      <w:pPr>
-        <w:pStyle w:val="a4"/>
-        <w:rPr>
-          <w:rFonts w:hint="eastAsia"/>
-        </w:rPr>
-      </w:pPr>
-    </w:p>
-    <w:p>
-      <w:pPr>
-        <w:rPr>
-          <w:rFonts w:ascii="標楷體" w:eastAsia="標楷體" w:hAnsi="標楷體" w:hint="eastAsia"/>
-        </w:rPr>
-      </w:pPr>
-      <w:r>
-        <w:rPr>
-          <w:rFonts w:ascii="標楷體" w:eastAsia="標楷體" w:hAnsi="標楷體" w:hint="eastAsia"/>
-        </w:rPr>
-        <w:t>備註：</w:t>
-      </w:r>
-    </w:p>
-    <w:p>
-      <w:pPr>
-        <w:ind w:left="480" w:hangingChars="200" w:hanging="480"/>
-        <w:rPr>
-          <w:rFonts w:ascii="標楷體" w:eastAsia="標楷體" w:hAnsi="標楷體" w:hint="eastAsia"/>
-        </w:rPr>
-      </w:pPr>
-      <w:r>
-        <w:rPr>
-          <w:rFonts w:ascii="標楷體" w:eastAsia="標楷體" w:hAnsi="標楷體" w:hint="eastAsia"/>
-        </w:rPr>
-        <w:t>一、請以每一位董事(獨立董事)、監察人填列</w:t>
-      </w:r>
-      <w:proofErr w:type="gramStart"/>
-      <w:r>
-        <w:rPr>
-          <w:rFonts w:ascii="標楷體" w:eastAsia="標楷體" w:hAnsi="標楷體" w:hint="eastAsia"/>
-        </w:rPr>
-        <w:t>一</w:t>
-      </w:r>
-      <w:proofErr w:type="gramEnd"/>
-      <w:r>
-        <w:rPr>
-          <w:rFonts w:ascii="標楷體" w:eastAsia="標楷體" w:hAnsi="標楷體" w:hint="eastAsia"/>
-        </w:rPr>
-        <w:t>張董事(獨立董事)、監察人願任同意書，董事長應另填列一張董事長願任同意書；或董事(獨立董事)、監察人、董事長合併填列於</w:t>
-      </w:r>
-      <w:proofErr w:type="gramStart"/>
-      <w:r>
-        <w:rPr>
-          <w:rFonts w:ascii="標楷體" w:eastAsia="標楷體" w:hAnsi="標楷體" w:hint="eastAsia"/>
-        </w:rPr>
-        <w:t>同一張願任</w:t>
-      </w:r>
-      <w:proofErr w:type="gramEnd"/>
-      <w:r>
-        <w:rPr>
-          <w:rFonts w:ascii="標楷體" w:eastAsia="標楷體" w:hAnsi="標楷體" w:hint="eastAsia"/>
-        </w:rPr>
-        <w:t>同意書，並分別由其本人親自簽名。</w:t>
-      </w:r>
-    </w:p>
-    <w:p>
-      <w:pPr>
-        <w:pStyle w:val="ae"/>
-        <w:ind w:left="480" w:hanging="480"/>
-        <w:rPr>
-          <w:rFonts w:ascii="標楷體" w:eastAsia="標楷體" w:hAnsi="標楷體" w:hint="eastAsia"/>
-          <w:color w:val="auto"/>
-          <w:sz w:val="24"/>
-        </w:rPr>
-      </w:pPr>
-      <w:r>
-        <w:rPr>
-          <w:rFonts w:ascii="標楷體" w:eastAsia="標楷體" w:hAnsi="標楷體" w:hint="eastAsia"/>
-          <w:color w:val="auto"/>
-          <w:sz w:val="24"/>
-        </w:rPr>
-        <w:t>二、股份有限公司之董事，依公司法第8條第1項規定為公司之負責人；依同條第2項規定，監察人在執行職務範圍內，亦為公司之負責人。</w:t>
-      </w:r>
-    </w:p>
-    <w:p>
-      <w:pPr>
-        <w:pStyle w:val="21"/>
-        <w:ind w:left="480" w:hanging="480"/>
-        <w:rPr>
-          <w:rFonts w:ascii="標楷體" w:eastAsia="標楷體" w:hAnsi="標楷體" w:hint="eastAsia"/>
-          <w:sz w:val="24"/>
-        </w:rPr>
-      </w:pPr>
-      <w:r>
-        <w:rPr>
-          <w:rFonts w:ascii="標楷體" w:eastAsia="標楷體" w:hAnsi="標楷體" w:hint="eastAsia"/>
-          <w:sz w:val="24"/>
-        </w:rPr>
-        <w:t>三、依公司法第23條規定，公司負責人應忠實執行業務並盡善良管理人之注意義務，如有違反致公司受有損害者，負損害賠償責任。對於公司業務之執行，如有違反法令致他人受有損害時，對他人應與公司負連帶賠償之責。</w:t>
-      </w:r>
-    </w:p>
-    <w:p>
-      <w:pPr>
-        <w:ind w:left="480" w:hangingChars="200" w:hanging="480"/>
-        <w:rPr>
-          <w:rFonts w:ascii="標楷體" w:eastAsia="標楷體" w:hAnsi="標楷體" w:hint="eastAsia"/>
-        </w:rPr>
-      </w:pPr>
-      <w:r>
-        <w:rPr>
-          <w:rFonts w:ascii="標楷體" w:eastAsia="標楷體" w:hAnsi="標楷體" w:hint="eastAsia"/>
-        </w:rPr>
-        <w:t>四、依稅捐</w:t>
-      </w:r>
-      <w:proofErr w:type="gramStart"/>
-      <w:r>
-        <w:rPr>
-          <w:rFonts w:ascii="標楷體" w:eastAsia="標楷體" w:hAnsi="標楷體" w:hint="eastAsia"/>
-        </w:rPr>
-        <w:t>稽</w:t>
-      </w:r>
-      <w:proofErr w:type="gramEnd"/>
-      <w:r>
-        <w:rPr>
-          <w:rFonts w:ascii="標楷體" w:eastAsia="標楷體" w:hAnsi="標楷體" w:hint="eastAsia"/>
-        </w:rPr>
-        <w:t>徵法第24條規定，公司負責人欠繳應納稅額達一定金額，得由司法機關或財政部函請內政部入出境管理局限制其出境；如有隱匿或移轉財產、逃避稅捐執行之跡象者，稅捐</w:t>
-      </w:r>
-      <w:proofErr w:type="gramStart"/>
-      <w:r>
-        <w:rPr>
-          <w:rFonts w:ascii="標楷體" w:eastAsia="標楷體" w:hAnsi="標楷體" w:hint="eastAsia"/>
-        </w:rPr>
-        <w:t>稽</w:t>
-      </w:r>
-      <w:proofErr w:type="gramEnd"/>
-      <w:r>
-        <w:rPr>
-          <w:rFonts w:ascii="標楷體" w:eastAsia="標楷體" w:hAnsi="標楷體" w:hint="eastAsia"/>
-        </w:rPr>
-        <w:t>徵機關得聲請法院就其財產實施假扣押，並免提供擔保。</w:t>
-      </w:r>
-    </w:p>
-    <w:p>
-      <w:pPr>
-        <w:ind w:left="480" w:hangingChars="200" w:hanging="480"/>
-        <w:rPr>
-          <w:rFonts w:ascii="標楷體" w:eastAsia="標楷體" w:hAnsi="標楷體" w:hint="eastAsia"/>
-        </w:rPr>
-      </w:pPr>
-      <w:r>
-        <w:rPr>
-          <w:rFonts w:ascii="標楷體" w:eastAsia="標楷體" w:hAnsi="標楷體" w:hint="eastAsia"/>
-        </w:rPr>
-        <w:t>五、本願任同意書可自行印製，惟備註文字應同時具備。</w:t>
-      </w:r>
-    </w:p>
-    <w:p>
-      <w:pPr>
-        <w:pStyle w:val="a4"/>
-        <w:rPr>
-          <w:rFonts w:hint="eastAsia"/>
-        </w:rPr>
-      </w:pPr>
-    </w:p>
-    <w:p>
-      <w:pPr>
-        <w:pStyle w:val="a4"/>
-        <w:rPr>
-          <w:lang w:eastAsia="zh-TW"/>
-        </w:rPr>
-      </w:pPr>
-    </w:p>
-    <w:p>
-      <w:pPr>
-        <w:pStyle w:val="a4"/>
-        <w:rPr>
-          <w:lang w:eastAsia="zh-TW"/>
-        </w:rPr>
-      </w:pPr>
-    </w:p>
-    <w:p>
-      <w:pPr>
-        <w:pStyle w:val="a4"/>
-        <w:rPr>
-          <w:lang w:eastAsia="zh-TW"/>
-        </w:rPr>
-      </w:pPr>
-    </w:p>
-    <w:p>
-      <w:pPr>
-        <w:pStyle w:val="a4"/>
-        <w:rPr>
-          <w:rFonts w:hint="eastAsia"/>
-          <w:lang w:eastAsia="zh-TW"/>
-        </w:rPr>
-      </w:pPr>
     </w:p>
     <w:p>
       <w:pPr>
         <w:jc w:val="distribute"/>
         <w:rPr>
-          <w:rFonts w:ascii="標楷體" w:eastAsia="標楷體" w:hint="eastAsia"/>
-          <w:sz w:val="32"/>
-          <w:szCs w:val="32"/>
-        </w:rPr>
-      </w:pPr>
-      <w:r>
-        <w:rPr>
-          <w:rFonts w:ascii="標楷體" w:eastAsia="標楷體" w:hAnsi="標楷體" w:hint="eastAsia"/>
-          <w:sz w:val="32"/>
-          <w:szCs w:val="32"/>
-        </w:rPr>
-        <w:t>中華民國</w:t>
-      </w:r>
-      <w:r>
-        <w:rPr>
-          <w:rFonts w:ascii="標楷體" w:eastAsia="標楷體"/>
-          <w:sz w:val="32"/>
-          <w:szCs w:val="32"/>
-        </w:rPr>
-        <w:t>113年04月</w:t>
-      </w:r>
-      <w:r>
-        <w:rPr>
-          <w:rFonts w:ascii="標楷體" w:eastAsia="標楷體"/>
-          <w:sz w:val="32"/>
-          <w:szCs w:val="32"/>
-        </w:rPr>
-        <w:t>22</w:t>
-      </w:r>
-      <w:r>
-        <w:rPr>
-          <w:rFonts w:ascii="標楷體" w:eastAsia="標楷體"/>
-          <w:sz w:val="32"/>
-          <w:szCs w:val="32"/>
-        </w:rPr>
-        <w:t>日</w:t>
-      </w:r>
+          <w:rFonts w:ascii="標楷體" w:eastAsia="標楷體"/>
+          <w:sz w:val="32"/>
+          <w:szCs w:val="32"/>
+        </w:rPr>
+      </w:pPr>
     </w:p>
     <w:p>
       <w:pPr>
         <w:jc w:val="distribute"/>
         <w:rPr>
-          <w:rFonts w:ascii="標楷體" w:eastAsia="標楷體" w:hint="eastAsia"/>
+          <w:rFonts w:ascii="標楷體" w:eastAsia="標楷體"/>
           <w:sz w:val="32"/>
           <w:szCs w:val="32"/>
         </w:rPr>
@@ -1372,7 +1238,7 @@
       <w:pPr>
         <w:jc w:val="distribute"/>
         <w:rPr>
-          <w:rFonts w:ascii="標楷體" w:eastAsia="標楷體" w:hint="eastAsia"/>
+          <w:rFonts w:ascii="標楷體" w:eastAsia="標楷體"/>
           <w:sz w:val="32"/>
           <w:szCs w:val="32"/>
         </w:rPr>
@@ -1382,7 +1248,7 @@
       <w:pPr>
         <w:jc w:val="distribute"/>
         <w:rPr>
-          <w:rFonts w:ascii="標楷體" w:eastAsia="標楷體" w:hint="eastAsia"/>
+          <w:rFonts w:ascii="標楷體" w:eastAsia="標楷體"/>
           <w:sz w:val="32"/>
           <w:szCs w:val="32"/>
         </w:rPr>
@@ -1392,17 +1258,7 @@
       <w:pPr>
         <w:jc w:val="distribute"/>
         <w:rPr>
-          <w:rFonts w:ascii="標楷體" w:eastAsia="標楷體" w:hint="eastAsia"/>
-          <w:sz w:val="32"/>
-          <w:szCs w:val="32"/>
-        </w:rPr>
-      </w:pPr>
-    </w:p>
-    <w:p>
-      <w:pPr>
-        <w:jc w:val="distribute"/>
-        <w:rPr>
-          <w:rFonts w:ascii="標楷體" w:eastAsia="標楷體" w:hint="eastAsia"/>
+          <w:rFonts w:ascii="標楷體" w:eastAsia="標楷體"/>
           <w:sz w:val="32"/>
           <w:szCs w:val="32"/>
         </w:rPr>
@@ -1413,7 +1269,7 @@
         <w:snapToGrid w:val="0"/>
         <w:jc w:val="center"/>
         <w:rPr>
-          <w:rFonts w:eastAsia="標楷體" w:hAnsi="標楷體" w:hint="eastAsia"/>
+          <w:rFonts w:eastAsia="標楷體" w:hAnsi="標楷體"/>
           <w:b/>
           <w:bCs/>
           <w:sz w:val="32"/>
@@ -2927,7 +2783,8 @@
   </w:style>
   <w:style w:type="character" w:default="1" w:styleId="a1">
     <w:name w:val="Default Paragraph Font"/>
-    <w:uiPriority w:val="99"/>
+    <w:uiPriority w:val="1"/>
+    <w:unhideWhenUsed/>
   </w:style>
   <w:style w:type="table" w:default="1" w:styleId="a2">
     <w:name w:val="Normal Table"/>
